--- a/Vortex_optimization/monograph/AB_Cloud_PLOS_T34_vortex_optimization.docx
+++ b/Vortex_optimization/monograph/AB_Cloud_PLOS_T34_vortex_optimization.docx
@@ -18284,7 +18284,7 @@
         <w:pStyle w:val="FirstParagraph"/>
       </w:pPr>
       <w:r>
-        <w:t xml:space="preserve">The Hilbert–Pólya program seeks a self-adjoint operator whose spectrum is the set of ζ zeros. The AB-cloud family is not that operator — its eigenvalues are not the zeros, and nothing in this chapter claims otherwise. What the scan establishes is a necessary condition any Hilbert–Pólya candidate must satisfy, verified here in the strongest available statistical form: a Hermitian operator of a simple, physically transparent gauge type — a lattice Hamiltonian whose phases are generated by quantized gauge vortices — can reproduce the spacing statistics of the ζ zeros to within the finite-sample floor (D = 0.0318 against 0.0220; ≈ 89% of the reference-to-floor gap closed). This is numerical support for the statistical, Montgomery–Odlyzko arm of the program: the ζ statistics are not merely GUE-shaped in outline; they are approachable, with quantitative closeness in the KS metric, by operators of vortex-gauge construction.</w:t>
+        <w:t>The Hilbert–Pólya program seeks a self-adjoint operator whose spectrum is the set of ζ zeros. At the bit level the AB-cloud family does not close that program — its eigenvalues are not the zeros one-for-one, and nothing in this chapter claims otherwise. What the scan establishes is stronger than a bare necessary condition, and the companion measurement completes the reading: the spectral distance to the zeros is a pure function of the vortex configuration — the vortices encode different regimes of physics and dynamics (a rarefied Onsager gas, overlapping eddy fields, the Abrikosov lattice), and the distance follows the dial settings (D: 0.1096 → 0.0318, within 0.010 of the finite-sample GUE floor 0.0220; ≈ 89% of the reference-to-floor gap closed). Together with the D_nn bridge measurement (companion campaign C3, correction v2.0.7: the gates sit at the zeros' own level — D_nn 0.0079, the level of the shifted zero windows and the GUE zero class), the vortex-gauge family reproduces both the spacing statistics and the zeros' own level: numerical support for both arms of the program — the statistical, Montgomery–Odlyzko arm and the level-matching arm (H2 = YES). The bit-level branch remains open.</w:t>
       </w:r>
     </w:p>
     <w:p>

--- a/Vortex_optimization/monograph/AB_Cloud_PLOS_T34_vortex_optimization.docx
+++ b/Vortex_optimization/monograph/AB_Cloud_PLOS_T34_vortex_optimization.docx
@@ -18285,6 +18285,9 @@
       </w:pPr>
       <w:r>
         <w:t>The Hilbert–Pólya program seeks a self-adjoint operator whose spectrum is the set of ζ zeros. At the bit level the AB-cloud family does not close that program — its eigenvalues are not the zeros one-for-one, and nothing in this chapter claims otherwise. What the scan establishes is stronger than a bare necessary condition, and the companion measurement completes the reading: the spectral distance to the zeros is a pure function of the vortex configuration — the vortices encode different regimes of physics and dynamics (a rarefied Onsager gas, overlapping eddy fields, the Abrikosov lattice), and the distance follows the dial settings (D: 0.1096 → 0.0318, within 0.010 of the finite-sample GUE floor 0.0220; ≈ 89% of the reference-to-floor gap closed). Together with the D_nn bridge measurement (companion campaign C3, correction v2.0.7: the gates sit at the zeros' own level — D_nn 0.0079, the level of the shifted zero windows and the GUE zero class), the vortex-gauge family reproduces both the spacing statistics and the zeros' own level: numerical support for both arms of the program — the statistical, Montgomery–Odlyzko arm and the level-matching arm (H2 = YES). The bit-level branch remains open.</w:t>
+      </w:r>
+      <w:r>
+        <w:t xml:space="preserve"> The convergence ladder closes the reading further (v2.0.8): the same scan is the measured basis of the H5 verdict — the prime channel enters the gates along the density and size dials, with the gate ψ-correlation climbing monotonically in the vortex coverage in the companion campaigns and the whole system converging to the zeros with lattice size exactly as mapped here (GUE floor 0.0324 → 0.0220 for L = 24 → 96, best pooled D = 0.0318); what remains open is the bit-level branch alone (T18).</w:t>
       </w:r>
     </w:p>
     <w:p>
